--- a/klagomål/A 28915-2026 FSC-klagomål.docx
+++ b/klagomål/A 28915-2026 FSC-klagomål.docx
@@ -681,7 +681,7 @@
     <w:r>
       <w:tab/>
       <w:tab/>
-      <w:t>2026-07-13</w:t>
+      <w:t>2026-07-14</w:t>
       <w:br/>
       <w:br/>
     </w:r>

--- a/klagomål/A 28915-2026 FSC-klagomål.docx
+++ b/klagomål/A 28915-2026 FSC-klagomål.docx
@@ -681,7 +681,7 @@
     <w:r>
       <w:tab/>
       <w:tab/>
-      <w:t>2026-07-14</w:t>
+      <w:t>2026-07-15</w:t>
       <w:br/>
       <w:br/>
     </w:r>

--- a/klagomål/A 28915-2026 FSC-klagomål.docx
+++ b/klagomål/A 28915-2026 FSC-klagomål.docx
@@ -681,7 +681,7 @@
     <w:r>
       <w:tab/>
       <w:tab/>
-      <w:t>2026-07-15</w:t>
+      <w:t>2026-07-16</w:t>
       <w:br/>
       <w:br/>
     </w:r>

--- a/klagomål/A 28915-2026 FSC-klagomål.docx
+++ b/klagomål/A 28915-2026 FSC-klagomål.docx
@@ -681,7 +681,7 @@
     <w:r>
       <w:tab/>
       <w:tab/>
-      <w:t>2026-07-16</w:t>
+      <w:t>2026-07-17</w:t>
       <w:br/>
       <w:br/>
     </w:r>

--- a/klagomål/A 28915-2026 FSC-klagomål.docx
+++ b/klagomål/A 28915-2026 FSC-klagomål.docx
@@ -681,7 +681,7 @@
     <w:r>
       <w:tab/>
       <w:tab/>
-      <w:t>2026-07-17</w:t>
+      <w:t>2026-07-18</w:t>
       <w:br/>
       <w:br/>
     </w:r>

--- a/klagomål/A 28915-2026 FSC-klagomål.docx
+++ b/klagomål/A 28915-2026 FSC-klagomål.docx
@@ -681,7 +681,7 @@
     <w:r>
       <w:tab/>
       <w:tab/>
-      <w:t>2026-07-18</w:t>
+      <w:t>2026-07-19</w:t>
       <w:br/>
       <w:br/>
     </w:r>

--- a/klagomål/A 28915-2026 FSC-klagomål.docx
+++ b/klagomål/A 28915-2026 FSC-klagomål.docx
@@ -681,7 +681,7 @@
     <w:r>
       <w:tab/>
       <w:tab/>
-      <w:t>2026-07-19</w:t>
+      <w:t>2026-07-20</w:t>
       <w:br/>
       <w:br/>
     </w:r>

--- a/klagomål/A 28915-2026 FSC-klagomål.docx
+++ b/klagomål/A 28915-2026 FSC-klagomål.docx
@@ -681,7 +681,7 @@
     <w:r>
       <w:tab/>
       <w:tab/>
-      <w:t>2026-07-20</w:t>
+      <w:t>2026-07-21</w:t>
       <w:br/>
       <w:br/>
     </w:r>

--- a/klagomål/A 28915-2026 FSC-klagomål.docx
+++ b/klagomål/A 28915-2026 FSC-klagomål.docx
@@ -681,7 +681,7 @@
     <w:r>
       <w:tab/>
       <w:tab/>
-      <w:t>2026-07-21</w:t>
+      <w:t>2026-07-22</w:t>
       <w:br/>
       <w:br/>
     </w:r>

--- a/klagomål/A 28915-2026 FSC-klagomål.docx
+++ b/klagomål/A 28915-2026 FSC-klagomål.docx
@@ -681,7 +681,7 @@
     <w:r>
       <w:tab/>
       <w:tab/>
-      <w:t>2026-07-22</w:t>
+      <w:t>2026-07-23</w:t>
       <w:br/>
       <w:br/>
     </w:r>

--- a/klagomål/A 28915-2026 FSC-klagomål.docx
+++ b/klagomål/A 28915-2026 FSC-klagomål.docx
@@ -681,7 +681,7 @@
     <w:r>
       <w:tab/>
       <w:tab/>
-      <w:t>2026-07-23</w:t>
+      <w:t>2026-07-24</w:t>
       <w:br/>
       <w:br/>
     </w:r>

--- a/klagomål/A 28915-2026 FSC-klagomål.docx
+++ b/klagomål/A 28915-2026 FSC-klagomål.docx
@@ -681,7 +681,7 @@
     <w:r>
       <w:tab/>
       <w:tab/>
-      <w:t>2026-07-24</w:t>
+      <w:t>2026-07-25</w:t>
       <w:br/>
       <w:br/>
     </w:r>

--- a/klagomål/A 28915-2026 FSC-klagomål.docx
+++ b/klagomål/A 28915-2026 FSC-klagomål.docx
@@ -681,7 +681,7 @@
     <w:r>
       <w:tab/>
       <w:tab/>
-      <w:t>2026-07-25</w:t>
+      <w:t>2026-07-26</w:t>
       <w:br/>
       <w:br/>
     </w:r>

--- a/klagomål/A 28915-2026 FSC-klagomål.docx
+++ b/klagomål/A 28915-2026 FSC-klagomål.docx
@@ -681,7 +681,7 @@
     <w:r>
       <w:tab/>
       <w:tab/>
-      <w:t>2026-07-26</w:t>
+      <w:t>2026-07-27</w:t>
       <w:br/>
       <w:br/>
     </w:r>

--- a/klagomål/A 28915-2026 FSC-klagomål.docx
+++ b/klagomål/A 28915-2026 FSC-klagomål.docx
@@ -681,7 +681,7 @@
     <w:r>
       <w:tab/>
       <w:tab/>
-      <w:t>2026-07-27</w:t>
+      <w:t>2026-07-28</w:t>
       <w:br/>
       <w:br/>
     </w:r>

--- a/klagomål/A 28915-2026 FSC-klagomål.docx
+++ b/klagomål/A 28915-2026 FSC-klagomål.docx
@@ -681,7 +681,7 @@
     <w:r>
       <w:tab/>
       <w:tab/>
-      <w:t>2026-07-28</w:t>
+      <w:t>2026-07-29</w:t>
       <w:br/>
       <w:br/>
     </w:r>

--- a/klagomål/A 28915-2026 FSC-klagomål.docx
+++ b/klagomål/A 28915-2026 FSC-klagomål.docx
@@ -681,7 +681,7 @@
     <w:r>
       <w:tab/>
       <w:tab/>
-      <w:t>2026-07-29</w:t>
+      <w:t>2026-07-30</w:t>
       <w:br/>
       <w:br/>
     </w:r>

--- a/klagomål/A 28915-2026 FSC-klagomål.docx
+++ b/klagomål/A 28915-2026 FSC-klagomål.docx
@@ -681,7 +681,7 @@
     <w:r>
       <w:tab/>
       <w:tab/>
-      <w:t>2026-07-30</w:t>
+      <w:t>2026-07-31</w:t>
       <w:br/>
       <w:br/>
     </w:r>

--- a/klagomål/A 28915-2026 FSC-klagomål.docx
+++ b/klagomål/A 28915-2026 FSC-klagomål.docx
@@ -681,7 +681,7 @@
     <w:r>
       <w:tab/>
       <w:tab/>
-      <w:t>2026-07-31</w:t>
+      <w:t>2026-08-01</w:t>
       <w:br/>
       <w:br/>
     </w:r>

--- a/klagomål/A 28915-2026 FSC-klagomål.docx
+++ b/klagomål/A 28915-2026 FSC-klagomål.docx
@@ -681,7 +681,7 @@
     <w:r>
       <w:tab/>
       <w:tab/>
-      <w:t>2026-08-01</w:t>
+      <w:t>2026-08-02</w:t>
       <w:br/>
       <w:br/>
     </w:r>

--- a/klagomål/A 28915-2026 FSC-klagomål.docx
+++ b/klagomål/A 28915-2026 FSC-klagomål.docx
@@ -681,7 +681,7 @@
     <w:r>
       <w:tab/>
       <w:tab/>
-      <w:t>2026-08-02</w:t>
+      <w:t>2026-08-03</w:t>
       <w:br/>
       <w:br/>
     </w:r>

--- a/klagomål/A 28915-2026 FSC-klagomål.docx
+++ b/klagomål/A 28915-2026 FSC-klagomål.docx
@@ -681,7 +681,7 @@
     <w:r>
       <w:tab/>
       <w:tab/>
-      <w:t>2026-08-03</w:t>
+      <w:t>2026-08-05</w:t>
       <w:br/>
       <w:br/>
     </w:r>

--- a/klagomål/A 28915-2026 FSC-klagomål.docx
+++ b/klagomål/A 28915-2026 FSC-klagomål.docx
@@ -681,7 +681,7 @@
     <w:r>
       <w:tab/>
       <w:tab/>
-      <w:t>2026-08-05</w:t>
+      <w:t>2026-08-07</w:t>
       <w:br/>
       <w:br/>
     </w:r>

--- a/klagomål/A 28915-2026 FSC-klagomål.docx
+++ b/klagomål/A 28915-2026 FSC-klagomål.docx
@@ -681,7 +681,7 @@
     <w:r>
       <w:tab/>
       <w:tab/>
-      <w:t>2026-08-07</w:t>
+      <w:t>2026-08-08</w:t>
       <w:br/>
       <w:br/>
     </w:r>

--- a/klagomål/A 28915-2026 FSC-klagomål.docx
+++ b/klagomål/A 28915-2026 FSC-klagomål.docx
@@ -216,7 +216,7 @@
         <w:spacing w:after="240"/>
       </w:pPr>
       <w:r>
-        <w:t>Figur 1. Fyndplatser för naturvårdsarter i avverkningsanmälan. Markörer utan svart kant är placerade på fyndplatsen. Markörer med svart kant är placerade vid sidan av fyndplatsen har ett svart streck som visar fyndplatsens exakta position. Kartans mittpunktskoordinat är N 6665280, E 449339 i SWEREF 99 TM.</w:t>
+        <w:t>Figur 1. Fyndplatser för naturvårdsarter i avverkningsanmälan. Markörer utan svart kant är placerade på fyndplatsen. Markörer med svart kant är placerade vid sidan av fyndplatsen och har ett svart streck som visar fyndplatsens exakta position. Kartans mittpunktskoordinat är N 6665280, E 449339 i SWEREF 99 TM.</w:t>
       </w:r>
     </w:p>
     <w:p>
@@ -681,7 +681,7 @@
     <w:r>
       <w:tab/>
       <w:tab/>
-      <w:t>2026-08-14</w:t>
+      <w:t>2026-08-15</w:t>
       <w:br/>
       <w:br/>
     </w:r>

--- a/klagomål/A 28915-2026 FSC-klagomål.docx
+++ b/klagomål/A 28915-2026 FSC-klagomål.docx
@@ -681,7 +681,7 @@
     <w:r>
       <w:tab/>
       <w:tab/>
-      <w:t>2026-08-15</w:t>
+      <w:t>2026-08-16</w:t>
       <w:br/>
       <w:br/>
     </w:r>

--- a/klagomål/A 28915-2026 FSC-klagomål.docx
+++ b/klagomål/A 28915-2026 FSC-klagomål.docx
@@ -681,7 +681,7 @@
     <w:r>
       <w:tab/>
       <w:tab/>
-      <w:t>2026-08-16</w:t>
+      <w:t>2026-08-17</w:t>
       <w:br/>
       <w:br/>
     </w:r>

--- a/klagomål/A 28915-2026 FSC-klagomål.docx
+++ b/klagomål/A 28915-2026 FSC-klagomål.docx
@@ -681,7 +681,7 @@
     <w:r>
       <w:tab/>
       <w:tab/>
-      <w:t>2026-08-17</w:t>
+      <w:t>2026-08-18</w:t>
       <w:br/>
       <w:br/>
     </w:r>

--- a/klagomål/A 28915-2026 FSC-klagomål.docx
+++ b/klagomål/A 28915-2026 FSC-klagomål.docx
@@ -681,7 +681,7 @@
     <w:r>
       <w:tab/>
       <w:tab/>
-      <w:t>2026-08-18</w:t>
+      <w:t>2026-08-19</w:t>
       <w:br/>
       <w:br/>
     </w:r>

--- a/klagomål/A 28915-2026 FSC-klagomål.docx
+++ b/klagomål/A 28915-2026 FSC-klagomål.docx
@@ -681,7 +681,7 @@
     <w:r>
       <w:tab/>
       <w:tab/>
-      <w:t>2026-08-19</w:t>
+      <w:t>2026-08-20</w:t>
       <w:br/>
       <w:br/>
     </w:r>

--- a/klagomål/A 28915-2026 FSC-klagomål.docx
+++ b/klagomål/A 28915-2026 FSC-klagomål.docx
@@ -681,7 +681,7 @@
     <w:r>
       <w:tab/>
       <w:tab/>
-      <w:t>2026-08-20</w:t>
+      <w:t>2026-08-21</w:t>
       <w:br/>
       <w:br/>
     </w:r>

--- a/klagomål/A 28915-2026 FSC-klagomål.docx
+++ b/klagomål/A 28915-2026 FSC-klagomål.docx
@@ -681,7 +681,7 @@
     <w:r>
       <w:tab/>
       <w:tab/>
-      <w:t>2026-08-21</w:t>
+      <w:t>2026-08-22</w:t>
       <w:br/>
       <w:br/>
     </w:r>

--- a/klagomål/A 28915-2026 FSC-klagomål.docx
+++ b/klagomål/A 28915-2026 FSC-klagomål.docx
@@ -681,7 +681,7 @@
     <w:r>
       <w:tab/>
       <w:tab/>
-      <w:t>2026-08-22</w:t>
+      <w:t>2026-08-23</w:t>
       <w:br/>
       <w:br/>
     </w:r>

--- a/klagomål/A 28915-2026 FSC-klagomål.docx
+++ b/klagomål/A 28915-2026 FSC-klagomål.docx
@@ -681,7 +681,7 @@
     <w:r>
       <w:tab/>
       <w:tab/>
-      <w:t>2026-08-23</w:t>
+      <w:t>2026-08-24</w:t>
       <w:br/>
       <w:br/>
     </w:r>

--- a/klagomål/A 28915-2026 FSC-klagomål.docx
+++ b/klagomål/A 28915-2026 FSC-klagomål.docx
@@ -681,7 +681,7 @@
     <w:r>
       <w:tab/>
       <w:tab/>
-      <w:t>2026-08-24</w:t>
+      <w:t>2026-08-25</w:t>
       <w:br/>
       <w:br/>
     </w:r>

--- a/klagomål/A 28915-2026 FSC-klagomål.docx
+++ b/klagomål/A 28915-2026 FSC-klagomål.docx
@@ -681,7 +681,7 @@
     <w:r>
       <w:tab/>
       <w:tab/>
-      <w:t>2026-08-25</w:t>
+      <w:t>2026-08-26</w:t>
       <w:br/>
       <w:br/>
     </w:r>

--- a/klagomål/A 28915-2026 FSC-klagomål.docx
+++ b/klagomål/A 28915-2026 FSC-klagomål.docx
@@ -681,7 +681,7 @@
     <w:r>
       <w:tab/>
       <w:tab/>
-      <w:t>2026-08-26</w:t>
+      <w:t>2026-08-27</w:t>
       <w:br/>
       <w:br/>
     </w:r>

--- a/klagomål/A 28915-2026 FSC-klagomål.docx
+++ b/klagomål/A 28915-2026 FSC-klagomål.docx
@@ -681,7 +681,7 @@
     <w:r>
       <w:tab/>
       <w:tab/>
-      <w:t>2026-08-27</w:t>
+      <w:t>2026-08-28</w:t>
       <w:br/>
       <w:br/>
     </w:r>

--- a/klagomål/A 28915-2026 FSC-klagomål.docx
+++ b/klagomål/A 28915-2026 FSC-klagomål.docx
@@ -681,7 +681,7 @@
     <w:r>
       <w:tab/>
       <w:tab/>
-      <w:t>2026-08-28</w:t>
+      <w:t>2026-08-29</w:t>
       <w:br/>
       <w:br/>
     </w:r>

--- a/klagomål/A 28915-2026 FSC-klagomål.docx
+++ b/klagomål/A 28915-2026 FSC-klagomål.docx
@@ -681,7 +681,7 @@
     <w:r>
       <w:tab/>
       <w:tab/>
-      <w:t>2026-08-29</w:t>
+      <w:t>2026-08-31</w:t>
       <w:br/>
       <w:br/>
     </w:r>

--- a/klagomål/A 28915-2026 FSC-klagomål.docx
+++ b/klagomål/A 28915-2026 FSC-klagomål.docx
@@ -681,7 +681,7 @@
     <w:r>
       <w:tab/>
       <w:tab/>
-      <w:t>2026-08-31</w:t>
+      <w:t>2026-09-01</w:t>
       <w:br/>
       <w:br/>
     </w:r>

--- a/klagomål/A 28915-2026 FSC-klagomål.docx
+++ b/klagomål/A 28915-2026 FSC-klagomål.docx
@@ -681,7 +681,7 @@
     <w:r>
       <w:tab/>
       <w:tab/>
-      <w:t>2026-09-01</w:t>
+      <w:t>2026-09-02</w:t>
       <w:br/>
       <w:br/>
     </w:r>

--- a/klagomål/A 28915-2026 FSC-klagomål.docx
+++ b/klagomål/A 28915-2026 FSC-klagomål.docx
@@ -681,7 +681,7 @@
     <w:r>
       <w:tab/>
       <w:tab/>
-      <w:t>2026-09-02</w:t>
+      <w:t>2026-09-03</w:t>
       <w:br/>
       <w:br/>
     </w:r>

--- a/klagomål/A 28915-2026 FSC-klagomål.docx
+++ b/klagomål/A 28915-2026 FSC-klagomål.docx
@@ -681,7 +681,7 @@
     <w:r>
       <w:tab/>
       <w:tab/>
-      <w:t>2026-09-03</w:t>
+      <w:t>2026-09-04</w:t>
       <w:br/>
       <w:br/>
     </w:r>

--- a/klagomål/A 28915-2026 FSC-klagomål.docx
+++ b/klagomål/A 28915-2026 FSC-klagomål.docx
@@ -681,7 +681,7 @@
     <w:r>
       <w:tab/>
       <w:tab/>
-      <w:t>2026-09-04</w:t>
+      <w:t>2026-09-05</w:t>
       <w:br/>
       <w:br/>
     </w:r>

--- a/klagomål/A 28915-2026 FSC-klagomål.docx
+++ b/klagomål/A 28915-2026 FSC-klagomål.docx
@@ -681,7 +681,7 @@
     <w:r>
       <w:tab/>
       <w:tab/>
-      <w:t>2026-09-05</w:t>
+      <w:t>2026-09-06</w:t>
       <w:br/>
       <w:br/>
     </w:r>

--- a/klagomål/A 28915-2026 FSC-klagomål.docx
+++ b/klagomål/A 28915-2026 FSC-klagomål.docx
@@ -681,7 +681,7 @@
     <w:r>
       <w:tab/>
       <w:tab/>
-      <w:t>2026-09-06</w:t>
+      <w:t>2026-09-07</w:t>
       <w:br/>
       <w:br/>
     </w:r>

--- a/klagomål/A 28915-2026 FSC-klagomål.docx
+++ b/klagomål/A 28915-2026 FSC-klagomål.docx
@@ -681,7 +681,7 @@
     <w:r>
       <w:tab/>
       <w:tab/>
-      <w:t>2026-09-07</w:t>
+      <w:t>2026-09-08</w:t>
       <w:br/>
       <w:br/>
     </w:r>

--- a/klagomål/A 28915-2026 FSC-klagomål.docx
+++ b/klagomål/A 28915-2026 FSC-klagomål.docx
@@ -163,7 +163,7 @@
         <w:pStyle w:val="Title"/>
       </w:pPr>
       <w:r>
-        <w:t>Inledande FSC- /PEFC-klagomål – information om höga naturvärden i avverkningsanmälan A 28915-2026 i Filipstads kommun</w:t>
+        <w:t>Inledande FSC- /PEFC-klagomål – information om höga naturvärden och fridlysta arter i avverkningsanmälan A 28915-2026 i Filipstads kommun</w:t>
       </w:r>
     </w:p>
     <w:p>
@@ -178,7 +178,7 @@
       <w:r>
         <w:drawing>
           <wp:inline xmlns:a="http://schemas.openxmlformats.org/drawingml/2006/main" xmlns:pic="http://schemas.openxmlformats.org/drawingml/2006/picture">
-            <wp:extent cx="5486400" cy="5390247"/>
+            <wp:extent cx="5486400" cy="5625917"/>
             <wp:docPr id="1" name="Picture 1"/>
             <wp:cNvGraphicFramePr>
               <a:graphicFrameLocks noChangeAspect="1"/>
@@ -199,7 +199,7 @@
                   <pic:spPr>
                     <a:xfrm>
                       <a:off x="0" y="0"/>
-                      <a:ext cx="5486400" cy="5390247"/>
+                      <a:ext cx="5486400" cy="5625917"/>
                     </a:xfrm>
                     <a:prstGeom prst="rect"/>
                   </pic:spPr>
@@ -216,12 +216,12 @@
         <w:spacing w:after="240"/>
       </w:pPr>
       <w:r>
-        <w:t>Figur 1. Fyndplatser för naturvårdsarter i avverkningsanmälan. Markörer utan svart kant är placerade på fyndplatsen. Markörer med svart kant är placerade vid sidan av fyndplatsen och har ett svart streck som visar fyndplatsens exakta position. Kartans mittpunktskoordinat är N 6665280, E 449339 i SWEREF 99 TM.</w:t>
+        <w:t>Figur 1. Fyndplatser för naturvårdsarter i och inom 6 meter från avverkningsanmälan. Markörer utan svart kant är placerade på fyndplatsen. Markörer med svart kant är placerade vid sidan av fyndplatsen och har ett svart streck som visar fyndplatsens exakta position. Kartans mittpunktskoordinat är N 6665280, E 449339 i SWEREF 99 TM.</w:t>
       </w:r>
     </w:p>
     <w:p>
       <w:r>
-        <w:t>I avverkningsanmälan finns fynd av 1 naturvårdsarter, varav 1 är typisk (T): stjärnstarr (T). Se Figur 1.</w:t>
+        <w:t>I och inom 6 meter från avverkningsanmälan finns fynd av 3 naturvårdsarter, varav 2 är fridlysta, 2 är typiska (T) och 1 är signalart (S): plattlummer (S, T, §9), stjärnstarr (T) och fläcknycklar (§8). Se Figur 1.</w:t>
       </w:r>
     </w:p>
     <w:p>
@@ -245,6 +245,35 @@
     <w:p>
       <w:r>
         <w:t>Nedan följer beskrivningar av de naturvårdsarter och fridlysta arter som har sina livsmiljöer och växtplatser i den avverkningsanmälda skogen. De påträffade naturvårdsarterna är ett tydligt kvitto på att det rör sig om en skog med höga naturvärden.</w:t>
+      </w:r>
+    </w:p>
+    <w:p>
+      <w:r>
+        <w:rPr>
+          <w:b/>
+        </w:rPr>
+        <w:t>Plattlummer (§9)</w:t>
+      </w:r>
+      <w:r>
+        <w:t xml:space="preserve"> växer främst i ljusöppna sandtallskogar eller annan gles, torr och brandpräglad hedbarrskog. Den är mest frekvent i olika typer av naturskogar och kontinuitetsskogar och missgynnas markant av slutavverkning och maskinell markberedning. Söder ut i landet förekommer de närstående arterna cypresslummer (EN, §8) och mellanlummer (NT, §9), vilka båda omfattas av EU:s art- och habitatdirektiv. Plattlummer är typisk art för </w:t>
+      </w:r>
+      <w:r>
+        <w:rPr>
+          <w:i/>
+        </w:rPr>
+        <w:t xml:space="preserve">9010 Taiga </w:t>
+      </w:r>
+      <w:r>
+        <w:t>och</w:t>
+      </w:r>
+      <w:r>
+        <w:rPr>
+          <w:i/>
+        </w:rPr>
+        <w:t xml:space="preserve"> 2320 Rissandhedar </w:t>
+      </w:r>
+      <w:r>
+        <w:t>(Nitare &amp; Skogsstyrelsen, 2019; SLU Artdatabanken, 2026).</w:t>
       </w:r>
     </w:p>
     <w:p>
@@ -366,7 +395,7 @@
         <w:rPr>
           <w:i/>
         </w:rPr>
-        <w:t>I det avverkningsanmälda skogsområdet har 1 naturvårdsarter varav 0 rödlistade arter sina livsmiljöer och växtplatser.</w:t>
+        <w:t>I det avverkningsanmälda skogsområdet har 3 naturvårdsarter varav 0 rödlistade arter sina livsmiljöer och växtplatser.</w:t>
       </w:r>
     </w:p>
     <w:p>
@@ -681,7 +710,7 @@
     <w:r>
       <w:tab/>
       <w:tab/>
-      <w:t>2026-09-08</w:t>
+      <w:t>2026-09-09</w:t>
       <w:br/>
       <w:br/>
     </w:r>

--- a/klagomål/A 28915-2026 FSC-klagomål.docx
+++ b/klagomål/A 28915-2026 FSC-klagomål.docx
@@ -710,7 +710,7 @@
     <w:r>
       <w:tab/>
       <w:tab/>
-      <w:t>2026-09-09</w:t>
+      <w:t>2026-09-10</w:t>
       <w:br/>
       <w:br/>
     </w:r>

--- a/klagomål/A 28915-2026 FSC-klagomål.docx
+++ b/klagomål/A 28915-2026 FSC-klagomål.docx
@@ -710,7 +710,7 @@
     <w:r>
       <w:tab/>
       <w:tab/>
-      <w:t>2026-09-10</w:t>
+      <w:t>2026-09-11</w:t>
       <w:br/>
       <w:br/>
     </w:r>

--- a/klagomål/A 28915-2026 FSC-klagomål.docx
+++ b/klagomål/A 28915-2026 FSC-klagomål.docx
@@ -710,7 +710,7 @@
     <w:r>
       <w:tab/>
       <w:tab/>
-      <w:t>2026-09-11</w:t>
+      <w:t>2026-09-12</w:t>
       <w:br/>
       <w:br/>
     </w:r>

--- a/klagomål/A 28915-2026 FSC-klagomål.docx
+++ b/klagomål/A 28915-2026 FSC-klagomål.docx
@@ -710,7 +710,7 @@
     <w:r>
       <w:tab/>
       <w:tab/>
-      <w:t>2026-09-12</w:t>
+      <w:t>2026-09-13</w:t>
       <w:br/>
       <w:br/>
     </w:r>
